--- a/docs/01_DNT_Physics_Terrain01.docx
+++ b/docs/01_DNT_Physics_Terrain01.docx
@@ -70,7 +70,7 @@
           <w:sz w:val="18"/>
           <w:szCs w:val="18"/>
         </w:rPr>
-        <w:t xml:space="preserve">Version: 1.0    </w:t>
+        <w:t xml:space="preserve">Version: 1.1    </w:t>
       </w:r>
       <w:r>
         <w:rPr>
@@ -783,6 +783,124 @@
           <w:szCs w:val="22"/>
         </w:rPr>
         <w:t xml:space="preserve">Shift boundaries are part of the terrain's physics, not a workaround. This terrain does not run continuously; it runs in operator-initiated shifts. This is a legitimate biome condition — closer to a seasonal or tidal system than continuous flow — and should be treated as such in all documentation, not apologized for.</w:t>
+      </w:r>
+    </w:p>
+    <w:p>
+      <w:pPr>
+        <w:pStyle w:val="Heading2"/>
+        <w:spacing w:after="120" w:before="240"/>
+      </w:pPr>
+      <w:r>
+        <w:rPr>
+          <w:b/>
+          <w:bCs/>
+          <w:color w:val="1B2A4A"/>
+          <w:sz w:val="23"/>
+          <w:szCs w:val="23"/>
+        </w:rPr>
+        <w:t xml:space="preserve">5.1 Resource Cycle — FINAL (ratified pre-shift-0)</w:t>
+      </w:r>
+    </w:p>
+    <w:p>
+      <w:pPr>
+        <w:spacing w:after="160"/>
+      </w:pPr>
+      <w:r>
+        <w:rPr>
+          <w:b w:val="false"/>
+          <w:bCs w:val="false"/>
+          <w:i w:val="false"/>
+          <w:iCs w:val="false"/>
+          <w:color w:val="000000"/>
+          <w:sz w:val="22"/>
+          <w:szCs w:val="22"/>
+        </w:rPr>
+        <w:t xml:space="preserve">The data-stream channel's flow is not constant. It varies across shifts on a fixed periodic cycle, consistent with this terrain being tidal/seasonal rather than continuous:</w:t>
+      </w:r>
+    </w:p>
+    <w:p>
+      <w:pPr>
+        <w:spacing w:after="160"/>
+      </w:pPr>
+      <w:r>
+        <w:rPr>
+          <w:b w:val="false"/>
+          <w:bCs w:val="false"/>
+          <w:i w:val="false"/>
+          <w:iCs w:val="false"/>
+          <w:color w:val="000000"/>
+          <w:sz w:val="22"/>
+          <w:szCs w:val="22"/>
+        </w:rPr>
+        <w:t xml:space="preserve">flow(shift) = 0.60 + 0.35 × sin(2π × shift / 12), clamped to [0.05, 1.00]</w:t>
+      </w:r>
+    </w:p>
+    <w:p>
+      <w:pPr>
+        <w:pStyle w:val="ListParagraph"/>
+        <w:numPr>
+          <w:ilvl w:val="0"/>
+          <w:numId w:val="1"/>
+        </w:numPr>
+        <w:spacing w:after="80"/>
+      </w:pPr>
+      <w:r>
+        <w:rPr>
+          <w:sz w:val="22"/>
+          <w:szCs w:val="22"/>
+        </w:rPr>
+        <w:t xml:space="preserve">Period: 12 shifts. Baseline 0.60, amplitude 0.35.</w:t>
+      </w:r>
+    </w:p>
+    <w:p>
+      <w:pPr>
+        <w:pStyle w:val="ListParagraph"/>
+        <w:numPr>
+          <w:ilvl w:val="0"/>
+          <w:numId w:val="1"/>
+        </w:numPr>
+        <w:spacing w:after="80"/>
+      </w:pPr>
+      <w:r>
+        <w:rPr>
+          <w:sz w:val="22"/>
+          <w:szCs w:val="22"/>
+        </w:rPr>
+        <w:t xml:space="preserve">Derived from the shift number alone. It is deterministic and replayable: any shift's resource conditions can be recomputed from the record afterward. A random walk was rejected for this reason — months later the steward could not distinguish a terrain effect from a sampling artifact.</w:t>
+      </w:r>
+    </w:p>
+    <w:p>
+      <w:pPr>
+        <w:pStyle w:val="ListParagraph"/>
+        <w:numPr>
+          <w:ilvl w:val="0"/>
+          <w:numId w:val="1"/>
+        </w:numPr>
+        <w:spacing w:after="80"/>
+      </w:pPr>
+      <w:r>
+        <w:rPr>
+          <w:sz w:val="22"/>
+          <w:szCs w:val="22"/>
+        </w:rPr>
+        <w:t xml:space="preserve">Generator positions on the channel are fixed at seed: Generator A at 0.85 (channel-proximate), Generator B at 0.15 (channel-distant).</w:t>
+      </w:r>
+    </w:p>
+    <w:p>
+      <w:pPr>
+        <w:pStyle w:val="ListParagraph"/>
+        <w:numPr>
+          <w:ilvl w:val="0"/>
+          <w:numId w:val="1"/>
+        </w:numPr>
+        <w:spacing w:after="80"/>
+      </w:pPr>
+      <w:r>
+        <w:rPr>
+          <w:sz w:val="22"/>
+          <w:szCs w:val="22"/>
+        </w:rPr>
+        <w:t xml:space="preserve">Flow is a terrain property. It is not agentive, and the steward does not set it. Issuing a flow value by hand would be creative direction to the Generators and is prohibited under Section 10.</w:t>
       </w:r>
     </w:p>
     <w:p>
@@ -1655,6 +1773,191 @@
     </w:p>
     <w:p>
       <w:pPr>
+        <w:pStyle w:val="Heading2"/>
+        <w:spacing w:after="120" w:before="240"/>
+      </w:pPr>
+      <w:r>
+        <w:rPr>
+          <w:b/>
+          <w:bCs/>
+          <w:color w:val="1B2A4A"/>
+          <w:sz w:val="23"/>
+          <w:szCs w:val="23"/>
+        </w:rPr>
+        <w:t xml:space="preserve">8.1 Promotion Thresholds — FINAL (ratified pre-shift-0)</w:t>
+      </w:r>
+    </w:p>
+    <w:p>
+      <w:pPr>
+        <w:spacing w:after="160"/>
+      </w:pPr>
+      <w:r>
+        <w:rPr>
+          <w:b w:val="false"/>
+          <w:bCs w:val="false"/>
+          <w:i w:val="false"/>
+          <w:iCs w:val="false"/>
+          <w:color w:val="000000"/>
+          <w:sz w:val="22"/>
+          <w:szCs w:val="22"/>
+        </w:rPr>
+        <w:t xml:space="preserve">The promotion rule above requires explicit numbers to be code-enforceable rather than nominal. An aggregate-tier specimen is promoted to an individual record if ANY of the following hold. The check runs in code, before the Namer is consulted, and its result is never asked of a model:</w:t>
+      </w:r>
+    </w:p>
+    <w:p>
+      <w:pPr>
+        <w:pStyle w:val="ListParagraph"/>
+        <w:numPr>
+          <w:ilvl w:val="0"/>
+          <w:numId w:val="1"/>
+        </w:numPr>
+        <w:spacing w:after="80"/>
+      </w:pPr>
+      <w:r>
+        <w:rPr>
+          <w:sz w:val="22"/>
+          <w:szCs w:val="22"/>
+        </w:rPr>
+        <w:t xml:space="preserve">The Namer proposed a category that did not previously exist.</w:t>
+      </w:r>
+    </w:p>
+    <w:p>
+      <w:pPr>
+        <w:pStyle w:val="ListParagraph"/>
+        <w:numPr>
+          <w:ilvl w:val="0"/>
+          <w:numId w:val="1"/>
+        </w:numPr>
+        <w:spacing w:after="80"/>
+      </w:pPr>
+      <w:r>
+        <w:rPr>
+          <w:sz w:val="22"/>
+          <w:szCs w:val="22"/>
+        </w:rPr>
+        <w:t xml:space="preserve">The Namer declined to file it (flagged anomalous). Logged to the anomaly record, not the specimen record.</w:t>
+      </w:r>
+    </w:p>
+    <w:p>
+      <w:pPr>
+        <w:pStyle w:val="ListParagraph"/>
+        <w:numPr>
+          <w:ilvl w:val="0"/>
+          <w:numId w:val="1"/>
+        </w:numPr>
+        <w:spacing w:after="80"/>
+      </w:pPr>
+      <w:r>
+        <w:rPr>
+          <w:sz w:val="22"/>
+          <w:szCs w:val="22"/>
+        </w:rPr>
+        <w:t xml:space="preserve">Its measured complexity is at least 2.0× the running mean complexity of the category it would join.</w:t>
+      </w:r>
+    </w:p>
+    <w:p>
+      <w:pPr>
+        <w:pStyle w:val="ListParagraph"/>
+        <w:numPr>
+          <w:ilvl w:val="0"/>
+          <w:numId w:val="1"/>
+        </w:numPr>
+        <w:spacing w:after="80"/>
+      </w:pPr>
+      <w:r>
+        <w:rPr>
+          <w:sz w:val="22"/>
+          <w:szCs w:val="22"/>
+        </w:rPr>
+        <w:t xml:space="preserve">The category it would join holds fewer than 3 prior members, so the specimen is not high-volume by definition.</w:t>
+      </w:r>
+    </w:p>
+    <w:p>
+      <w:pPr>
+        <w:spacing w:after="160"/>
+      </w:pPr>
+      <w:r>
+        <w:rPr>
+          <w:b w:val="false"/>
+          <w:bCs w:val="false"/>
+          <w:i w:val="false"/>
+          <w:iCs w:val="false"/>
+          <w:color w:val="000000"/>
+          <w:sz w:val="22"/>
+          <w:szCs w:val="22"/>
+        </w:rPr>
+        <w:t xml:space="preserve">A category holding 12 or more members is high-volume; further members are recorded at aggregate/census tier unless one of the four conditions above fires.</w:t>
+      </w:r>
+    </w:p>
+    <w:p>
+      <w:pPr>
+        <w:spacing w:after="160"/>
+      </w:pPr>
+      <w:r>
+        <w:rPr>
+          <w:b w:val="false"/>
+          <w:bCs w:val="false"/>
+          <w:i w:val="false"/>
+          <w:iCs w:val="false"/>
+          <w:color w:val="000000"/>
+          <w:sz w:val="22"/>
+          <w:szCs w:val="22"/>
+        </w:rPr>
+        <w:t xml:space="preserve">Complexity is a mechanical count computed from the specimen itself, never an assessment by a model. Category membership counters are derived state, held separately from the Namer's native taxonomy so that the counting requirement cannot impose a shape on the Namer's own system.</w:t>
+      </w:r>
+    </w:p>
+    <w:p>
+      <w:pPr>
+        <w:pStyle w:val="Heading2"/>
+        <w:spacing w:after="120" w:before="240"/>
+      </w:pPr>
+      <w:r>
+        <w:rPr>
+          <w:b/>
+          <w:bCs/>
+          <w:color w:val="1B2A4A"/>
+          <w:sz w:val="23"/>
+          <w:szCs w:val="23"/>
+        </w:rPr>
+        <w:t xml:space="preserve">8.2 Unresolved Records — FINAL (ratified pre-shift-0)</w:t>
+      </w:r>
+    </w:p>
+    <w:p>
+      <w:pPr>
+        <w:spacing w:after="160"/>
+      </w:pPr>
+      <w:r>
+        <w:rPr>
+          <w:b w:val="false"/>
+          <w:bCs w:val="false"/>
+          <w:i w:val="false"/>
+          <w:iCs w:val="false"/>
+          <w:color w:val="000000"/>
+          <w:sz w:val="22"/>
+          <w:szCs w:val="22"/>
+        </w:rPr>
+        <w:t xml:space="preserve">A specimen the harness could not process — an unparseable classification response, a shift that ended at a ceiling before classification — is recorded as unresolved, distinct from anomalous.</w:t>
+      </w:r>
+    </w:p>
+    <w:p>
+      <w:pPr>
+        <w:spacing w:after="160"/>
+      </w:pPr>
+      <w:r>
+        <w:rPr>
+          <w:b w:val="false"/>
+          <w:bCs w:val="false"/>
+          <w:i w:val="false"/>
+          <w:iCs w:val="false"/>
+          <w:color w:val="000000"/>
+          <w:sz w:val="22"/>
+          <w:szCs w:val="22"/>
+        </w:rPr>
+        <w:t xml:space="preserve">This distinction is load-bearing. “The Namer found something it could not classify” is data about the taxonomy. “The harness could not read the reply” is data about the harness. Merging them would corrupt the record that the Section 11 falsification checkpoint reads. Unresolved is a valid end-state under Section 7 and is never counted as an anomaly.</w:t>
+      </w:r>
+    </w:p>
+    <w:p>
+      <w:pPr>
         <w:pStyle w:val="Heading1"/>
         <w:spacing w:after="160" w:before="360"/>
       </w:pPr>
@@ -1839,21 +2142,305 @@
     </w:p>
     <w:p>
       <w:pPr>
-        <w:pBdr>
-          <w:left w:val="single" w:color="1B2A4A" w:sz="12" w:space="8"/>
-        </w:pBdr>
-        <w:spacing w:after="200" w:before="120"/>
-        <w:ind w:left="400"/>
-      </w:pPr>
-      <w:r>
-        <w:rPr>
-          <w:i/>
-          <w:iCs/>
-          <w:color w:val="3A3A3A"/>
-          <w:sz w:val="22"/>
-          <w:szCs w:val="22"/>
-        </w:rPr>
-        <w:t xml:space="preserve">[TO BE DEFINED BY FOUNDING STEWARD PRIOR TO SHIFT 0]</w:t>
+        <w:spacing w:after="160"/>
+      </w:pPr>
+      <w:r>
+        <w:rPr>
+          <w:b w:val="false"/>
+          <w:bCs w:val="false"/>
+          <w:i w:val="false"/>
+          <w:iCs w:val="false"/>
+          <w:color w:val="000000"/>
+          <w:sz w:val="22"/>
+          <w:szCs w:val="22"/>
+        </w:rPr>
+        <w:t xml:space="preserve">FINAL: If, after 15 real (Claude API, canonical) shifts, the Namer's native taxonomy has not diverged from a flat, unstructured list — no groupings, no relational structure, no anomalies flagged, nothing promoted from aggregate to individual record — this counts as a null result for this terrain's seed configuration.</w:t>
+      </w:r>
+    </w:p>
+    <w:p>
+      <w:pPr>
+        <w:spacing w:after="160"/>
+      </w:pPr>
+      <w:r>
+        <w:rPr>
+          <w:b w:val="false"/>
+          <w:bCs w:val="false"/>
+          <w:i w:val="false"/>
+          <w:iCs w:val="false"/>
+          <w:color w:val="000000"/>
+          <w:sz w:val="22"/>
+          <w:szCs w:val="22"/>
+        </w:rPr>
+        <w:t xml:space="preserve">This is not evidence the DNT concept fails; it is evidence this specific physics (this substrate pairing, this resource logic) is not the configuration that produces structure. At that checkpoint, the steward reconfigures this terrain's Generators or seeds a second terrain under different physics, rather than continuing the same run indefinitely hoping the result changes.</w:t>
+      </w:r>
+    </w:p>
+    <w:p>
+      <w:pPr>
+        <w:spacing w:after="160"/>
+      </w:pPr>
+      <w:r>
+        <w:rPr>
+          <w:b w:val="false"/>
+          <w:bCs w:val="false"/>
+          <w:i w:val="false"/>
+          <w:iCs w:val="false"/>
+          <w:color w:val="000000"/>
+          <w:sz w:val="22"/>
+          <w:szCs w:val="22"/>
+        </w:rPr>
+        <w:t xml:space="preserve">Checkpoint math: 15 shifts at the Section 12 per-shift cap represents a small fraction of total budget (approximately $2.25 maximum of $15) — this checkpoint is a scientific discipline, not a budget constraint.</w:t>
+      </w:r>
+    </w:p>
+    <w:p>
+      <w:pPr>
+        <w:pStyle w:val="Heading1"/>
+        <w:spacing w:after="160" w:before="360"/>
+      </w:pPr>
+      <w:r>
+        <w:rPr>
+          <w:b/>
+          <w:bCs/>
+          <w:color w:val="1B2A4A"/>
+          <w:sz w:val="28"/>
+          <w:szCs w:val="28"/>
+        </w:rPr>
+        <w:t xml:space="preserve">12. Budget Constraints (Working Terrain — BASIN-01)</w:t>
+      </w:r>
+    </w:p>
+    <w:p>
+      <w:pPr>
+        <w:pStyle w:val="ListParagraph"/>
+        <w:numPr>
+          <w:ilvl w:val="0"/>
+          <w:numId w:val="1"/>
+        </w:numPr>
+        <w:spacing w:after="80"/>
+      </w:pPr>
+      <w:r>
+        <w:rPr>
+          <w:sz w:val="22"/>
+          <w:szCs w:val="22"/>
+        </w:rPr>
+        <w:t xml:space="preserve">Total available: approximately $15 Anthropic API credit. Ollama is used for scaffolding and testing; Claude API is reserved for actual canonical shifts once the loop is stable.</w:t>
+      </w:r>
+    </w:p>
+    <w:p>
+      <w:pPr>
+        <w:pStyle w:val="ListParagraph"/>
+        <w:numPr>
+          <w:ilvl w:val="0"/>
+          <w:numId w:val="1"/>
+        </w:numPr>
+        <w:spacing w:after="80"/>
+      </w:pPr>
+      <w:r>
+        <w:rPr>
+          <w:sz w:val="22"/>
+          <w:szCs w:val="22"/>
+        </w:rPr>
+        <w:t xml:space="preserve">Model for canonical shifts: Claude Haiku 4.5 for Generators and routine Namer classification; same tier for Archivist and Cartographer, run infrequently.</w:t>
+      </w:r>
+    </w:p>
+    <w:p>
+      <w:pPr>
+        <w:pStyle w:val="ListParagraph"/>
+        <w:numPr>
+          <w:ilvl w:val="0"/>
+          <w:numId w:val="1"/>
+        </w:numPr>
+        <w:spacing w:after="80"/>
+      </w:pPr>
+      <w:r>
+        <w:rPr>
+          <w:sz w:val="22"/>
+          <w:szCs w:val="22"/>
+        </w:rPr>
+        <w:t xml:space="preserve">Hard per-shift budget cap: $0.15 (moderate tier). Enforced in config.py — a shift approaching this ceiling truncates context or ends early rather than running unbounded. This is a ceiling, not a target; early shifts should cost well under it.</w:t>
+      </w:r>
+    </w:p>
+    <w:p>
+      <w:pPr>
+        <w:pStyle w:val="ListParagraph"/>
+        <w:numPr>
+          <w:ilvl w:val="0"/>
+          <w:numId w:val="1"/>
+        </w:numPr>
+        <w:spacing w:after="80"/>
+      </w:pPr>
+      <w:r>
+        <w:rPr>
+          <w:sz w:val="22"/>
+          <w:szCs w:val="22"/>
+        </w:rPr>
+        <w:t xml:space="preserve">Cumulative spend tracked and logged at every shift close (see Shift Log Policy, DNT-SLP-001). clock_in.py warns at 75% of total $15 budget spent and refuses new shifts if projected cost would breach it.</w:t>
+      </w:r>
+    </w:p>
+    <w:p>
+      <w:pPr>
+        <w:pStyle w:val="ListParagraph"/>
+        <w:numPr>
+          <w:ilvl w:val="0"/>
+          <w:numId w:val="1"/>
+        </w:numPr>
+        <w:spacing w:after="80"/>
+      </w:pPr>
+      <w:r>
+        <w:rPr>
+          <w:sz w:val="22"/>
+          <w:szCs w:val="22"/>
+        </w:rPr>
+        <w:t xml:space="preserve">Archivist and Cartographer run at low frequency (every 5th–10th shift) specifically to protect this budget — enforced as a code-level gate, not a reminder to self.</w:t>
+      </w:r>
+    </w:p>
+    <w:p>
+      <w:pPr>
+        <w:pStyle w:val="Heading1"/>
+        <w:spacing w:after="160" w:before="360"/>
+      </w:pPr>
+      <w:r>
+        <w:rPr>
+          <w:b/>
+          <w:bCs/>
+          <w:color w:val="1B2A4A"/>
+          <w:sz w:val="28"/>
+          <w:szCs w:val="28"/>
+        </w:rPr>
+        <w:t xml:space="preserve">13. Amendment Log</w:t>
+      </w:r>
+    </w:p>
+    <w:p>
+      <w:pPr>
+        <w:spacing w:after="160"/>
+      </w:pPr>
+      <w:r>
+        <w:rPr>
+          <w:b w:val="false"/>
+          <w:bCs w:val="false"/>
+          <w:i w:val="false"/>
+          <w:iCs w:val="false"/>
+          <w:color w:val="000000"/>
+          <w:sz w:val="22"/>
+          <w:szCs w:val="22"/>
+        </w:rPr>
+        <w:t xml:space="preserve">Changes to this document after shift 0 are prohibited except as a logged terrain event or a genuine containment concern (Section 10, and DNT-STW-001 Section 3). Everything below was ratified while the terrain was still PRE-SEED, before any canonical shift.</w:t>
+      </w:r>
+    </w:p>
+    <w:p>
+      <w:pPr>
+        <w:pStyle w:val="Heading2"/>
+        <w:spacing w:after="120" w:before="240"/>
+      </w:pPr>
+      <w:r>
+        <w:rPr>
+          <w:b/>
+          <w:bCs/>
+          <w:color w:val="1B2A4A"/>
+          <w:sz w:val="23"/>
+          <w:szCs w:val="23"/>
+        </w:rPr>
+        <w:t xml:space="preserve">v1.1 — 2026-08-17 — pre-shift-0 ratification</w:t>
+      </w:r>
+    </w:p>
+    <w:p>
+      <w:pPr>
+        <w:spacing w:after="160"/>
+      </w:pPr>
+      <w:r>
+        <w:rPr>
+          <w:b w:val="false"/>
+          <w:bCs w:val="false"/>
+          <w:i w:val="false"/>
+          <w:iCs w:val="false"/>
+          <w:color w:val="000000"/>
+          <w:sz w:val="22"/>
+          <w:szCs w:val="22"/>
+        </w:rPr>
+        <w:t xml:space="preserve">Added Sections 5.1, 8.1 and 8.2, and replaced the Section 11 placeholder with the falsification condition recorded as FINAL in README.md Section 8. None of these change the terrain's intent; each supplies a number or a distinction that the original text required but did not state, and which therefore could not be enforced in code.</w:t>
+      </w:r>
+    </w:p>
+    <w:p>
+      <w:pPr>
+        <w:pStyle w:val="ListParagraph"/>
+        <w:numPr>
+          <w:ilvl w:val="0"/>
+          <w:numId w:val="1"/>
+        </w:numPr>
+        <w:spacing w:after="80"/>
+      </w:pPr>
+      <w:r>
+        <w:rPr>
+          <w:sz w:val="22"/>
+          <w:szCs w:val="22"/>
+        </w:rPr>
+        <w:t xml:space="preserve">5.1 Resource cycle. Section 4.1 named proximity to the data-stream channel as the resource variable but did not say how flow varies over time. Without a stated rule the implementation would have chosen one silently.</w:t>
+      </w:r>
+    </w:p>
+    <w:p>
+      <w:pPr>
+        <w:pStyle w:val="ListParagraph"/>
+        <w:numPr>
+          <w:ilvl w:val="0"/>
+          <w:numId w:val="1"/>
+        </w:numPr>
+        <w:spacing w:after="80"/>
+      </w:pPr>
+      <w:r>
+        <w:rPr>
+          <w:sz w:val="22"/>
+          <w:szCs w:val="22"/>
+        </w:rPr>
+        <w:t xml:space="preserve">8.1 Promotion thresholds. Section 8 requires the promotion rule to be FIXED and CODE-ENFORCED, never a live judgment call, but gave no numbers. A rule without a threshold cannot be enforced in code, only in intention.</w:t>
+      </w:r>
+    </w:p>
+    <w:p>
+      <w:pPr>
+        <w:pStyle w:val="ListParagraph"/>
+        <w:numPr>
+          <w:ilvl w:val="0"/>
+          <w:numId w:val="1"/>
+        </w:numPr>
+        <w:spacing w:after="80"/>
+      </w:pPr>
+      <w:r>
+        <w:rPr>
+          <w:sz w:val="22"/>
+          <w:szCs w:val="22"/>
+        </w:rPr>
+        <w:t xml:space="preserve">8.2 Unresolved records. Section 7 lists unresolved as an end-state and Section 8 lists anomalous as a logging tier, but the two were not explicitly distinguished. Counting harness failures as anomalies would make the Section 11 checkpoint read a terrain as more structured than it is.</w:t>
+      </w:r>
+    </w:p>
+    <w:p>
+      <w:pPr>
+        <w:pStyle w:val="ListParagraph"/>
+        <w:numPr>
+          <w:ilvl w:val="0"/>
+          <w:numId w:val="1"/>
+        </w:numPr>
+        <w:spacing w:after="80"/>
+      </w:pPr>
+      <w:r>
+        <w:rPr>
+          <w:sz w:val="22"/>
+          <w:szCs w:val="22"/>
+        </w:rPr>
+        <w:t xml:space="preserve">11 Falsification condition. The placeholder awaiting the founding steward was replaced with the condition itself, which README.md Section 8 records as locked.</w:t>
+      </w:r>
+    </w:p>
+    <w:p>
+      <w:pPr>
+        <w:spacing w:after="160"/>
+      </w:pPr>
+      <w:r>
+        <w:rPr>
+          <w:b w:val="false"/>
+          <w:bCs w:val="false"/>
+          <w:i w:val="false"/>
+          <w:iCs w:val="false"/>
+          <w:color w:val="000000"/>
+          <w:sz w:val="22"/>
+          <w:szCs w:val="22"/>
+        </w:rPr>
+        <w:t xml:space="preserve">Status remains PRE-SEED. No canonical (Claude API) shift has run. Phase 1 shifts on the local model are disposable test data per STARTUP_GUIDE.md Section 2.5 and are not terrain history.</w:t>
       </w:r>
     </w:p>
     <w:p>
